--- a/Introduccion a la Ingenieria/Kit docente/Clase 3/Solucion Taller Clase 3 - Anatomia del sistema.docx
+++ b/Introduccion a la Ingenieria/Kit docente/Clase 3/Solucion Taller Clase 3 - Anatomia del sistema.docx
@@ -38,6 +38,7 @@
       <w:r>
         <w:rPr>
           <w:rFonts w:ascii="Consolas" w:hAnsi="Consolas"/>
+          <w:b w:val="0"/>
           <w:i/>
           <w:color w:val="111111"/>
           <w:sz w:val="20"/>
@@ -1562,7 +1563,7 @@
                 <w:color w:val="4A4A49"/>
                 <w:sz w:val="20"/>
               </w:rPr>
-              <w:t>Es el actor que se olvida siempre y el que más problemas causa. Alimenta la sesión 13.</w:t>
+              <w:t>Es el actor que se olvida siempre y el que más problemas causa. Alimenta la Clase 13.</w:t>
             </w:r>
           </w:p>
         </w:tc>
@@ -2023,7 +2024,7 @@
           <w:color w:val="4A4A49"/>
           <w:sz w:val="22"/>
         </w:rPr>
-        <w:t>sesión 13</w:t>
+        <w:t>Clase 13</w:t>
       </w:r>
       <w:r>
         <w:rPr>
